--- a/Выполнение ДЗ.docx
+++ b/Выполнение ДЗ.docx
@@ -250,8 +250,6 @@
       <w:r>
         <w:t>ХХХХХХХХХХХХХХХХХХХХХХХХХ</w:t>
       </w:r>
-      <w:bookmarkStart w:id="0" w:name="_GoBack"/>
-      <w:bookmarkEnd w:id="0"/>
       <w:r>
         <w:rPr>
           <w:rFonts w:ascii="Consolas" w:eastAsia="Times New Roman" w:hAnsi="Consolas" w:cs="Courier New"/>
@@ -402,6 +400,214 @@
           </wp:inline>
         </w:drawing>
       </w:r>
+    </w:p>
+    <w:p/>
+    <w:p>
+      <w:r>
+        <w:t>2.</w:t>
+      </w:r>
+      <w:r>
+        <w:rPr>
+          <w:rStyle w:val="HTML"/>
+          <w:rFonts w:ascii="Arial" w:hAnsi="Arial" w:cs="Arial"/>
+          <w:color w:val="000000"/>
+          <w:sz w:val="25"/>
+          <w:szCs w:val="25"/>
+          <w:shd w:val="clear" w:color="auto" w:fill="FFFFFF"/>
+        </w:rPr>
+        <w:t xml:space="preserve"> </w:t>
+      </w:r>
+      <w:r>
+        <w:rPr>
+          <w:rStyle w:val="a4"/>
+          <w:rFonts w:ascii="Arial" w:hAnsi="Arial" w:cs="Arial"/>
+          <w:color w:val="000000"/>
+          <w:sz w:val="25"/>
+          <w:szCs w:val="25"/>
+          <w:shd w:val="clear" w:color="auto" w:fill="FFFFFF"/>
+        </w:rPr>
+        <w:t> функцию для получения курсов в файле </w:t>
+      </w:r>
+      <w:r>
+        <w:rPr>
+          <w:rStyle w:val="HTML1"/>
+          <w:rFonts w:ascii="Consolas" w:eastAsiaTheme="minorHAnsi" w:hAnsi="Consolas"/>
+          <w:color w:val="C7254E"/>
+          <w:sz w:val="23"/>
+          <w:szCs w:val="23"/>
+        </w:rPr>
+        <w:t>current_api.py</w:t>
+      </w:r>
+    </w:p>
+    <w:p>
+      <w:pPr>
+        <w:rPr>
+          <w:lang w:val="en-US"/>
+        </w:rPr>
+      </w:pPr>
+      <w:r>
+        <w:rPr>
+          <w:lang w:val="en-US"/>
+        </w:rPr>
+        <w:drawing>
+          <wp:inline distT="0" distB="0" distL="0" distR="0" wp14:anchorId="115E6EC1" wp14:editId="612C6655">
+            <wp:extent cx="5940425" cy="3314700"/>
+            <wp:effectExtent l="0" t="0" r="3175" b="0"/>
+            <wp:docPr id="3" name="Рисунок 3"/>
+            <wp:cNvGraphicFramePr>
+              <a:graphicFrameLocks xmlns:a="http://schemas.openxmlformats.org/drawingml/2006/main" noChangeAspect="1"/>
+            </wp:cNvGraphicFramePr>
+            <a:graphic xmlns:a="http://schemas.openxmlformats.org/drawingml/2006/main">
+              <a:graphicData uri="http://schemas.openxmlformats.org/drawingml/2006/picture">
+                <pic:pic xmlns:pic="http://schemas.openxmlformats.org/drawingml/2006/picture">
+                  <pic:nvPicPr>
+                    <pic:cNvPr id="1" name=""/>
+                    <pic:cNvPicPr/>
+                  </pic:nvPicPr>
+                  <pic:blipFill>
+                    <a:blip r:embed="rId6"/>
+                    <a:stretch>
+                      <a:fillRect/>
+                    </a:stretch>
+                  </pic:blipFill>
+                  <pic:spPr>
+                    <a:xfrm>
+                      <a:off x="0" y="0"/>
+                      <a:ext cx="5940425" cy="3314700"/>
+                    </a:xfrm>
+                    <a:prstGeom prst="rect">
+                      <a:avLst/>
+                    </a:prstGeom>
+                  </pic:spPr>
+                </pic:pic>
+              </a:graphicData>
+            </a:graphic>
+          </wp:inline>
+        </w:drawing>
+      </w:r>
+    </w:p>
+    <w:p>
+      <w:pPr>
+        <w:rPr>
+          <w:lang w:val="en-US"/>
+        </w:rPr>
+      </w:pPr>
+    </w:p>
+    <w:p>
+      <w:pPr>
+        <w:rPr>
+          <w:noProof/>
+          <w:lang w:eastAsia="ru-RU"/>
+        </w:rPr>
+      </w:pPr>
+      <w:r>
+        <w:rPr>
+          <w:lang w:val="en-US"/>
+        </w:rPr>
+        <w:t>3</w:t>
+      </w:r>
+      <w:r>
+        <w:rPr>
+          <w:noProof/>
+          <w:lang w:eastAsia="ru-RU"/>
+        </w:rPr>
+        <w:t xml:space="preserve"> </w:t>
+      </w:r>
+      <w:r>
+        <w:rPr>
+          <w:lang w:val="en-US"/>
+        </w:rPr>
+        <w:drawing>
+          <wp:inline distT="0" distB="0" distL="0" distR="0" wp14:anchorId="748A5353" wp14:editId="2873A8DA">
+            <wp:extent cx="5940425" cy="7205980"/>
+            <wp:effectExtent l="0" t="0" r="3175" b="0"/>
+            <wp:docPr id="4" name="Рисунок 4"/>
+            <wp:cNvGraphicFramePr>
+              <a:graphicFrameLocks xmlns:a="http://schemas.openxmlformats.org/drawingml/2006/main" noChangeAspect="1"/>
+            </wp:cNvGraphicFramePr>
+            <a:graphic xmlns:a="http://schemas.openxmlformats.org/drawingml/2006/main">
+              <a:graphicData uri="http://schemas.openxmlformats.org/drawingml/2006/picture">
+                <pic:pic xmlns:pic="http://schemas.openxmlformats.org/drawingml/2006/picture">
+                  <pic:nvPicPr>
+                    <pic:cNvPr id="1" name=""/>
+                    <pic:cNvPicPr/>
+                  </pic:nvPicPr>
+                  <pic:blipFill>
+                    <a:blip r:embed="rId7"/>
+                    <a:stretch>
+                      <a:fillRect/>
+                    </a:stretch>
+                  </pic:blipFill>
+                  <pic:spPr>
+                    <a:xfrm>
+                      <a:off x="0" y="0"/>
+                      <a:ext cx="5940425" cy="7205980"/>
+                    </a:xfrm>
+                    <a:prstGeom prst="rect">
+                      <a:avLst/>
+                    </a:prstGeom>
+                  </pic:spPr>
+                </pic:pic>
+              </a:graphicData>
+            </a:graphic>
+          </wp:inline>
+        </w:drawing>
+      </w:r>
+    </w:p>
+    <w:p>
+      <w:pPr>
+        <w:rPr>
+          <w:noProof/>
+          <w:lang w:eastAsia="ru-RU"/>
+        </w:rPr>
+      </w:pPr>
+    </w:p>
+    <w:p>
+      <w:r>
+        <w:lastRenderedPageBreak/>
+        <w:drawing>
+          <wp:inline distT="0" distB="0" distL="0" distR="0" wp14:anchorId="2A2DB778" wp14:editId="6BE9724B">
+            <wp:extent cx="5257800" cy="6324600"/>
+            <wp:effectExtent l="0" t="0" r="0" b="0"/>
+            <wp:docPr id="5" name="Рисунок 5"/>
+            <wp:cNvGraphicFramePr>
+              <a:graphicFrameLocks xmlns:a="http://schemas.openxmlformats.org/drawingml/2006/main" noChangeAspect="1"/>
+            </wp:cNvGraphicFramePr>
+            <a:graphic xmlns:a="http://schemas.openxmlformats.org/drawingml/2006/main">
+              <a:graphicData uri="http://schemas.openxmlformats.org/drawingml/2006/picture">
+                <pic:pic xmlns:pic="http://schemas.openxmlformats.org/drawingml/2006/picture">
+                  <pic:nvPicPr>
+                    <pic:cNvPr id="1" name=""/>
+                    <pic:cNvPicPr/>
+                  </pic:nvPicPr>
+                  <pic:blipFill>
+                    <a:blip r:embed="rId8"/>
+                    <a:stretch>
+                      <a:fillRect/>
+                    </a:stretch>
+                  </pic:blipFill>
+                  <pic:spPr>
+                    <a:xfrm>
+                      <a:off x="0" y="0"/>
+                      <a:ext cx="5257800" cy="6324600"/>
+                    </a:xfrm>
+                    <a:prstGeom prst="rect">
+                      <a:avLst/>
+                    </a:prstGeom>
+                  </pic:spPr>
+                </pic:pic>
+              </a:graphicData>
+            </a:graphic>
+          </wp:inline>
+        </w:drawing>
+      </w:r>
+    </w:p>
+    <w:p>
+      <w:r>
+        <w:t>ХАХАХАХАХАА</w:t>
+      </w:r>
+      <w:bookmarkStart w:id="0" w:name="_GoBack"/>
+      <w:bookmarkEnd w:id="0"/>
     </w:p>
     <w:sectPr>
       <w:pgSz w:w="11906" w:h="16838"/>
@@ -908,6 +1114,17 @@
       <w:u w:val="single"/>
     </w:rPr>
   </w:style>
+  <w:style w:type="character" w:styleId="a4">
+    <w:name w:val="Strong"/>
+    <w:basedOn w:val="a0"/>
+    <w:uiPriority w:val="22"/>
+    <w:qFormat/>
+    <w:rsid w:val="005D6DC1"/>
+    <w:rPr>
+      <w:b/>
+      <w:bCs/>
+    </w:rPr>
+  </w:style>
 </w:styles>
 </file>
 

--- a/Выполнение ДЗ.docx
+++ b/Выполнение ДЗ.docx
@@ -605,6 +605,165 @@
     <w:p>
       <w:r>
         <w:t>ХАХАХАХАХАА</w:t>
+      </w:r>
+    </w:p>
+    <w:p/>
+    <w:p>
+      <w:r>
+        <w:t>ПЕРЕШЕЛ на другого агента</w:t>
+      </w:r>
+    </w:p>
+    <w:p>
+      <w:pPr>
+        <w:rPr>
+          <w:noProof/>
+          <w:lang w:eastAsia="ru-RU"/>
+        </w:rPr>
+      </w:pPr>
+      <w:r>
+        <w:lastRenderedPageBreak/>
+        <w:drawing>
+          <wp:inline distT="0" distB="0" distL="0" distR="0" wp14:anchorId="5FFE5C9C" wp14:editId="482D1B88">
+            <wp:extent cx="3230044" cy="4251366"/>
+            <wp:effectExtent l="0" t="0" r="8890" b="0"/>
+            <wp:docPr id="6" name="Рисунок 6"/>
+            <wp:cNvGraphicFramePr>
+              <a:graphicFrameLocks xmlns:a="http://schemas.openxmlformats.org/drawingml/2006/main" noChangeAspect="1"/>
+            </wp:cNvGraphicFramePr>
+            <a:graphic xmlns:a="http://schemas.openxmlformats.org/drawingml/2006/main">
+              <a:graphicData uri="http://schemas.openxmlformats.org/drawingml/2006/picture">
+                <pic:pic xmlns:pic="http://schemas.openxmlformats.org/drawingml/2006/picture">
+                  <pic:nvPicPr>
+                    <pic:cNvPr id="1" name=""/>
+                    <pic:cNvPicPr/>
+                  </pic:nvPicPr>
+                  <pic:blipFill>
+                    <a:blip r:embed="rId9"/>
+                    <a:stretch>
+                      <a:fillRect/>
+                    </a:stretch>
+                  </pic:blipFill>
+                  <pic:spPr>
+                    <a:xfrm>
+                      <a:off x="0" y="0"/>
+                      <a:ext cx="3236109" cy="4259348"/>
+                    </a:xfrm>
+                    <a:prstGeom prst="rect">
+                      <a:avLst/>
+                    </a:prstGeom>
+                  </pic:spPr>
+                </pic:pic>
+              </a:graphicData>
+            </a:graphic>
+          </wp:inline>
+        </w:drawing>
+      </w:r>
+      <w:r>
+        <w:rPr>
+          <w:noProof/>
+          <w:lang w:eastAsia="ru-RU"/>
+        </w:rPr>
+        <w:t xml:space="preserve"> </w:t>
+      </w:r>
+      <w:r>
+        <w:drawing>
+          <wp:inline distT="0" distB="0" distL="0" distR="0" wp14:anchorId="2C9D0816" wp14:editId="77A33CF6">
+            <wp:extent cx="3354779" cy="1951904"/>
+            <wp:effectExtent l="0" t="0" r="0" b="0"/>
+            <wp:docPr id="7" name="Рисунок 7"/>
+            <wp:cNvGraphicFramePr>
+              <a:graphicFrameLocks xmlns:a="http://schemas.openxmlformats.org/drawingml/2006/main" noChangeAspect="1"/>
+            </wp:cNvGraphicFramePr>
+            <a:graphic xmlns:a="http://schemas.openxmlformats.org/drawingml/2006/main">
+              <a:graphicData uri="http://schemas.openxmlformats.org/drawingml/2006/picture">
+                <pic:pic xmlns:pic="http://schemas.openxmlformats.org/drawingml/2006/picture">
+                  <pic:nvPicPr>
+                    <pic:cNvPr id="1" name=""/>
+                    <pic:cNvPicPr/>
+                  </pic:nvPicPr>
+                  <pic:blipFill>
+                    <a:blip r:embed="rId10"/>
+                    <a:stretch>
+                      <a:fillRect/>
+                    </a:stretch>
+                  </pic:blipFill>
+                  <pic:spPr>
+                    <a:xfrm>
+                      <a:off x="0" y="0"/>
+                      <a:ext cx="3367197" cy="1959129"/>
+                    </a:xfrm>
+                    <a:prstGeom prst="rect">
+                      <a:avLst/>
+                    </a:prstGeom>
+                  </pic:spPr>
+                </pic:pic>
+              </a:graphicData>
+            </a:graphic>
+          </wp:inline>
+        </w:drawing>
+      </w:r>
+    </w:p>
+    <w:p>
+      <w:pPr>
+        <w:rPr>
+          <w:noProof/>
+          <w:lang w:eastAsia="ru-RU"/>
+        </w:rPr>
+      </w:pPr>
+    </w:p>
+    <w:p>
+      <w:pPr>
+        <w:rPr>
+          <w:noProof/>
+          <w:lang w:eastAsia="ru-RU"/>
+        </w:rPr>
+      </w:pPr>
+      <w:r>
+        <w:rPr>
+          <w:noProof/>
+          <w:lang w:eastAsia="ru-RU"/>
+        </w:rPr>
+        <w:t>Все работает</w:t>
+      </w:r>
+    </w:p>
+    <w:p>
+      <w:r>
+        <w:lastRenderedPageBreak/>
+        <w:drawing>
+          <wp:inline distT="0" distB="0" distL="0" distR="0" wp14:anchorId="03FE8D62" wp14:editId="05DE75C4">
+            <wp:extent cx="5940425" cy="6456680"/>
+            <wp:effectExtent l="0" t="0" r="3175" b="1270"/>
+            <wp:docPr id="8" name="Рисунок 8"/>
+            <wp:cNvGraphicFramePr>
+              <a:graphicFrameLocks xmlns:a="http://schemas.openxmlformats.org/drawingml/2006/main" noChangeAspect="1"/>
+            </wp:cNvGraphicFramePr>
+            <a:graphic xmlns:a="http://schemas.openxmlformats.org/drawingml/2006/main">
+              <a:graphicData uri="http://schemas.openxmlformats.org/drawingml/2006/picture">
+                <pic:pic xmlns:pic="http://schemas.openxmlformats.org/drawingml/2006/picture">
+                  <pic:nvPicPr>
+                    <pic:cNvPr id="1" name=""/>
+                    <pic:cNvPicPr/>
+                  </pic:nvPicPr>
+                  <pic:blipFill>
+                    <a:blip r:embed="rId11"/>
+                    <a:stretch>
+                      <a:fillRect/>
+                    </a:stretch>
+                  </pic:blipFill>
+                  <pic:spPr>
+                    <a:xfrm>
+                      <a:off x="0" y="0"/>
+                      <a:ext cx="5940425" cy="6456680"/>
+                    </a:xfrm>
+                    <a:prstGeom prst="rect">
+                      <a:avLst/>
+                    </a:prstGeom>
+                  </pic:spPr>
+                </pic:pic>
+              </a:graphicData>
+            </a:graphic>
+          </wp:inline>
+        </w:drawing>
       </w:r>
       <w:bookmarkStart w:id="0" w:name="_GoBack"/>
       <w:bookmarkEnd w:id="0"/>
